--- a/spa/docx/64.content.docx
+++ b/spa/docx/64.content.docx
@@ -28,22 +28,6 @@
       </w:r>
     </w:p>
     <w:p>
-      <w:pPr>
-        <w:pStyle w:val="Heading2"/>
-      </w:pPr>
-      <w:r>
-        <w:rPr>
-          <w:lang w:val="es_ES" w:bidi="es_ES"/>
-        </w:rPr>
-        <w:t>License Information</w:t>
-      </w:r>
-      <w:r>
-        <w:rPr>
-          <w:lang w:val="es_ES" w:bidi="es_ES"/>
-        </w:rPr>
-      </w:r>
-    </w:p>
-    <w:p>
       <w:pPr/>
       <w:r>
         <w:rPr>
@@ -61,13 +45,7 @@
         <w:rPr>
           <w:lang w:val="es_ES" w:bidi="es_ES"/>
         </w:rPr>
-        <w:t xml:space="preserve"> (Spanish) is based on</w:t>
-      </w:r>
-      <w:r>
-        <w:rPr>
-          <w:lang w:val="es_ES" w:bidi="es_ES"/>
-        </w:rPr>
-        <w:t xml:space="preserve">: </w:t>
+        <w:t xml:space="preserve"> (Spanish) is based on: </w:t>
       </w:r>
       <w:r>
         <w:rPr>
@@ -188,19 +166,6 @@
       <w:pPr>
         <w:pStyle w:val="Heading2"/>
       </w:pPr>
-      <w:r>
-        <w:rPr>
-          <w:lang w:val="es_ES" w:bidi="es_ES"/>
-        </w:rPr>
-      </w:r>
-    </w:p>
-    <w:p>
-      <w:pPr/>
-      <w:r>
-        <w:rPr>
-          <w:lang w:val="es_ES" w:bidi="es_ES"/>
-        </w:rPr>
-      </w:r>
       <w:r>
         <w:rPr>
           <w:lang w:val="es_ES" w:bidi="es_ES"/>

--- a/spa/docx/64.content.docx
+++ b/spa/docx/64.content.docx
@@ -45,19 +45,7 @@
         <w:rPr>
           <w:lang w:val="es_ES" w:bidi="es_ES"/>
         </w:rPr>
-        <w:t xml:space="preserve"> (Spanish) is based on: </w:t>
-      </w:r>
-      <w:r>
-        <w:rPr>
-          <w:lang w:val="es_ES" w:bidi="es_ES"/>
-        </w:rPr>
-        <w:t>Reina Valera 1909</w:t>
-      </w:r>
-      <w:r>
-        <w:rPr>
-          <w:lang w:val="es_ES" w:bidi="es_ES"/>
-        </w:rPr>
-        <w:t xml:space="preserve">, </w:t>
+        <w:t xml:space="preserve"> © 1909 </w:t>
       </w:r>
       <w:hyperlink r:id="rId13">
         <w:r>
@@ -75,9 +63,9 @@
         <w:rPr>
           <w:lang w:val="es_ES" w:bidi="es_ES"/>
         </w:rPr>
-        <w:t xml:space="preserve">, None, which is licensed under a </w:t>
-      </w:r>
-      <w:hyperlink r:id="rId14">
+        <w:t xml:space="preserve">, licensed under a </w:t>
+      </w:r>
+      <w:hyperlink r:id="rId13">
         <w:r>
           <w:rPr>
             <w:lang w:val="es_ES" w:bidi="es_ES"/>
@@ -94,25 +82,6 @@
           <w:lang w:val="es_ES" w:bidi="es_ES"/>
         </w:rPr>
         <w:t>.</w:t>
-      </w:r>
-      <w:r>
-        <w:rPr>
-          <w:lang w:val="es_ES" w:bidi="es_ES"/>
-        </w:rPr>
-      </w:r>
-    </w:p>
-    <w:p>
-      <w:pPr/>
-      <w:r>
-        <w:rPr>
-          <w:lang w:val="es_ES" w:bidi="es_ES"/>
-        </w:rPr>
-      </w:r>
-      <w:r>
-        <w:rPr>
-          <w:lang w:val="es_ES" w:bidi="es_ES"/>
-        </w:rPr>
-        <w:t>This PDF version is provided under the same license.</w:t>
       </w:r>
       <w:r>
         <w:rPr>
@@ -212,14 +181,6 @@
       </w:pPr>
     </w:p>
     <w:p>
-      <w:pPr/>
-      <w:r>
-        <w:rPr>
-          <w:lang w:val="es_ES" w:bidi="es_ES"/>
-        </w:rPr>
-      </w:r>
-    </w:p>
-    <w:p>
       <w:pPr>
         <w:pStyle w:val="Heading2"/>
       </w:pPr>
@@ -227,7 +188,7 @@
         <w:rPr>
           <w:lang w:val="es_ES" w:bidi="es_ES"/>
         </w:rPr>
-        <w:t>3 John 1:1</w:t>
+        <w:t>3 Juan 1:1</w:t>
       </w:r>
       <w:r>
         <w:rPr>
@@ -255,16 +216,6 @@
         </w:rPr>
         <w:t xml:space="preserve"> EL anciano al muy amado Gaio, al cual yo amo en verdad.</w:t>
       </w:r>
-      <w:r>
-        <w:rPr>
-          <w:lang w:val="es_ES" w:bidi="es_ES"/>
-        </w:rPr>
-      </w:r>
-      <w:r>
-        <w:rPr>
-          <w:lang w:val="es_ES" w:bidi="es_ES"/>
-        </w:rPr>
-      </w:r>
     </w:p>
     <w:p>
       <w:pPr/>
@@ -273,6 +224,19 @@
           <w:lang w:val="es_ES" w:bidi="es_ES"/>
         </w:rPr>
       </w:r>
+      <w:r>
+        <w:rPr>
+          <w:vertAlign w:val="superscript"/>
+          <w:lang w:val="es_ES" w:bidi="es_ES"/>
+        </w:rPr>
+        <w:t>2</w:t>
+      </w:r>
+      <w:r>
+        <w:rPr>
+          <w:lang w:val="es_ES" w:bidi="es_ES"/>
+        </w:rPr>
+        <w:t xml:space="preserve"> Amado, yo deseo que tú seas prosperado en todas cosas, y que tengas salud, así como tu alma está en prosperidad.</w:t>
+      </w:r>
     </w:p>
     <w:p>
       <w:pPr/>
@@ -286,23 +250,13 @@
           <w:vertAlign w:val="superscript"/>
           <w:lang w:val="es_ES" w:bidi="es_ES"/>
         </w:rPr>
-        <w:t>2</w:t>
-      </w:r>
-      <w:r>
-        <w:rPr>
-          <w:lang w:val="es_ES" w:bidi="es_ES"/>
-        </w:rPr>
-        <w:t xml:space="preserve"> Amado, yo deseo que tú seas prosperado en todas cosas, y que tengas salud, así como tu alma está en prosperidad.</w:t>
-      </w:r>
-      <w:r>
-        <w:rPr>
-          <w:lang w:val="es_ES" w:bidi="es_ES"/>
-        </w:rPr>
-      </w:r>
-      <w:r>
-        <w:rPr>
-          <w:lang w:val="es_ES" w:bidi="es_ES"/>
-        </w:rPr>
+        <w:t>3</w:t>
+      </w:r>
+      <w:r>
+        <w:rPr>
+          <w:lang w:val="es_ES" w:bidi="es_ES"/>
+        </w:rPr>
+        <w:t xml:space="preserve"> Ciertamente me gocé mucho cuando vinieron los hermanos y dieron testimonio de tu verdad, así como tú andas en la verdad.</w:t>
       </w:r>
     </w:p>
     <w:p>
@@ -312,6 +266,19 @@
           <w:lang w:val="es_ES" w:bidi="es_ES"/>
         </w:rPr>
       </w:r>
+      <w:r>
+        <w:rPr>
+          <w:vertAlign w:val="superscript"/>
+          <w:lang w:val="es_ES" w:bidi="es_ES"/>
+        </w:rPr>
+        <w:t>4</w:t>
+      </w:r>
+      <w:r>
+        <w:rPr>
+          <w:lang w:val="es_ES" w:bidi="es_ES"/>
+        </w:rPr>
+        <w:t xml:space="preserve"> No tengo yo mayor gozo que éste, el oir que mis hijos andan en la verdad.</w:t>
+      </w:r>
     </w:p>
     <w:p>
       <w:pPr/>
@@ -325,23 +292,13 @@
           <w:vertAlign w:val="superscript"/>
           <w:lang w:val="es_ES" w:bidi="es_ES"/>
         </w:rPr>
-        <w:t>3</w:t>
-      </w:r>
-      <w:r>
-        <w:rPr>
-          <w:lang w:val="es_ES" w:bidi="es_ES"/>
-        </w:rPr>
-        <w:t xml:space="preserve"> Ciertamente me gocé mucho cuando vinieron los hermanos y dieron testimonio de tu verdad, así como tú andas en la verdad.</w:t>
-      </w:r>
-      <w:r>
-        <w:rPr>
-          <w:lang w:val="es_ES" w:bidi="es_ES"/>
-        </w:rPr>
-      </w:r>
-      <w:r>
-        <w:rPr>
-          <w:lang w:val="es_ES" w:bidi="es_ES"/>
-        </w:rPr>
+        <w:t>5</w:t>
+      </w:r>
+      <w:r>
+        <w:rPr>
+          <w:lang w:val="es_ES" w:bidi="es_ES"/>
+        </w:rPr>
+        <w:t xml:space="preserve"> Amado, fielmente haces todo lo que haces para con los hermanos, y con los extranjeros,</w:t>
       </w:r>
     </w:p>
     <w:p>
@@ -351,6 +308,19 @@
           <w:lang w:val="es_ES" w:bidi="es_ES"/>
         </w:rPr>
       </w:r>
+      <w:r>
+        <w:rPr>
+          <w:vertAlign w:val="superscript"/>
+          <w:lang w:val="es_ES" w:bidi="es_ES"/>
+        </w:rPr>
+        <w:t>6</w:t>
+      </w:r>
+      <w:r>
+        <w:rPr>
+          <w:lang w:val="es_ES" w:bidi="es_ES"/>
+        </w:rPr>
+        <w:t xml:space="preserve"> Los cuales han dado testimonio de tu amor en presencia de la iglesia: á los cuales si ayudares como conviene según Dios, harás bien.</w:t>
+      </w:r>
     </w:p>
     <w:p>
       <w:pPr/>
@@ -364,23 +334,13 @@
           <w:vertAlign w:val="superscript"/>
           <w:lang w:val="es_ES" w:bidi="es_ES"/>
         </w:rPr>
-        <w:t>4</w:t>
-      </w:r>
-      <w:r>
-        <w:rPr>
-          <w:lang w:val="es_ES" w:bidi="es_ES"/>
-        </w:rPr>
-        <w:t xml:space="preserve"> No tengo yo mayor gozo que éste, el oir que mis hijos andan en la verdad.</w:t>
-      </w:r>
-      <w:r>
-        <w:rPr>
-          <w:lang w:val="es_ES" w:bidi="es_ES"/>
-        </w:rPr>
-      </w:r>
-      <w:r>
-        <w:rPr>
-          <w:lang w:val="es_ES" w:bidi="es_ES"/>
-        </w:rPr>
+        <w:t>7</w:t>
+      </w:r>
+      <w:r>
+        <w:rPr>
+          <w:lang w:val="es_ES" w:bidi="es_ES"/>
+        </w:rPr>
+        <w:t xml:space="preserve"> Porque ellos partieron por amor de su nombre, no tomando nada de los Gentiles.</w:t>
       </w:r>
     </w:p>
     <w:p>
@@ -390,6 +350,19 @@
           <w:lang w:val="es_ES" w:bidi="es_ES"/>
         </w:rPr>
       </w:r>
+      <w:r>
+        <w:rPr>
+          <w:vertAlign w:val="superscript"/>
+          <w:lang w:val="es_ES" w:bidi="es_ES"/>
+        </w:rPr>
+        <w:t>8</w:t>
+      </w:r>
+      <w:r>
+        <w:rPr>
+          <w:lang w:val="es_ES" w:bidi="es_ES"/>
+        </w:rPr>
+        <w:t xml:space="preserve"> Nosotros, pues, debemos recibir á los tales, para que seamos cooperadores á la verdad.</w:t>
+      </w:r>
     </w:p>
     <w:p>
       <w:pPr/>
@@ -403,23 +376,13 @@
           <w:vertAlign w:val="superscript"/>
           <w:lang w:val="es_ES" w:bidi="es_ES"/>
         </w:rPr>
-        <w:t>5</w:t>
-      </w:r>
-      <w:r>
-        <w:rPr>
-          <w:lang w:val="es_ES" w:bidi="es_ES"/>
-        </w:rPr>
-        <w:t xml:space="preserve"> Amado, fielmente haces todo lo que haces para con los hermanos, y con los extranjeros,</w:t>
-      </w:r>
-      <w:r>
-        <w:rPr>
-          <w:lang w:val="es_ES" w:bidi="es_ES"/>
-        </w:rPr>
-      </w:r>
-      <w:r>
-        <w:rPr>
-          <w:lang w:val="es_ES" w:bidi="es_ES"/>
-        </w:rPr>
+        <w:t>9</w:t>
+      </w:r>
+      <w:r>
+        <w:rPr>
+          <w:lang w:val="es_ES" w:bidi="es_ES"/>
+        </w:rPr>
+        <w:t xml:space="preserve"> Yo he escrito á la iglesia: mas Diótrefes, que ama tener el primado entre ellos, no nos recibe.</w:t>
       </w:r>
     </w:p>
     <w:p>
@@ -429,6 +392,19 @@
           <w:lang w:val="es_ES" w:bidi="es_ES"/>
         </w:rPr>
       </w:r>
+      <w:r>
+        <w:rPr>
+          <w:vertAlign w:val="superscript"/>
+          <w:lang w:val="es_ES" w:bidi="es_ES"/>
+        </w:rPr>
+        <w:t>10</w:t>
+      </w:r>
+      <w:r>
+        <w:rPr>
+          <w:lang w:val="es_ES" w:bidi="es_ES"/>
+        </w:rPr>
+        <w:t xml:space="preserve"> Por esta causa, si yo viniere, recordaré las obras que hace parlando con palabras maliciosas contra nosotros; y no contento con estas cosas, no recibe á los hermanos, y prohibe á los que los quieren recibir, y los echa de la iglesia.</w:t>
+      </w:r>
     </w:p>
     <w:p>
       <w:pPr/>
@@ -442,23 +418,13 @@
           <w:vertAlign w:val="superscript"/>
           <w:lang w:val="es_ES" w:bidi="es_ES"/>
         </w:rPr>
-        <w:t>6</w:t>
-      </w:r>
-      <w:r>
-        <w:rPr>
-          <w:lang w:val="es_ES" w:bidi="es_ES"/>
-        </w:rPr>
-        <w:t xml:space="preserve"> Los cuales han dado testimonio de tu amor en presencia de la iglesia: á los cuales si ayudares como conviene según Dios, harás bien.</w:t>
-      </w:r>
-      <w:r>
-        <w:rPr>
-          <w:lang w:val="es_ES" w:bidi="es_ES"/>
-        </w:rPr>
-      </w:r>
-      <w:r>
-        <w:rPr>
-          <w:lang w:val="es_ES" w:bidi="es_ES"/>
-        </w:rPr>
+        <w:t>11</w:t>
+      </w:r>
+      <w:r>
+        <w:rPr>
+          <w:lang w:val="es_ES" w:bidi="es_ES"/>
+        </w:rPr>
+        <w:t xml:space="preserve"> Amado, no sigas lo que es malo, sino lo que es bueno. El que hace bien es de Dios: mas el que hace mal, no ha visto á Dios.</w:t>
       </w:r>
     </w:p>
     <w:p>
@@ -468,6 +434,19 @@
           <w:lang w:val="es_ES" w:bidi="es_ES"/>
         </w:rPr>
       </w:r>
+      <w:r>
+        <w:rPr>
+          <w:vertAlign w:val="superscript"/>
+          <w:lang w:val="es_ES" w:bidi="es_ES"/>
+        </w:rPr>
+        <w:t>12</w:t>
+      </w:r>
+      <w:r>
+        <w:rPr>
+          <w:lang w:val="es_ES" w:bidi="es_ES"/>
+        </w:rPr>
+        <w:t xml:space="preserve"> Todos dan testimonio de Demetrio, y aun la misma verdad: y también nosotros damos testimonio; y vosotros habéis conocido que nuestro testimonio es verdadero.</w:t>
+      </w:r>
     </w:p>
     <w:p>
       <w:pPr/>
@@ -481,23 +460,13 @@
           <w:vertAlign w:val="superscript"/>
           <w:lang w:val="es_ES" w:bidi="es_ES"/>
         </w:rPr>
-        <w:t>7</w:t>
-      </w:r>
-      <w:r>
-        <w:rPr>
-          <w:lang w:val="es_ES" w:bidi="es_ES"/>
-        </w:rPr>
-        <w:t xml:space="preserve"> Porque ellos partieron por amor de su nombre, no tomando nada de los Gentiles.</w:t>
-      </w:r>
-      <w:r>
-        <w:rPr>
-          <w:lang w:val="es_ES" w:bidi="es_ES"/>
-        </w:rPr>
-      </w:r>
-      <w:r>
-        <w:rPr>
-          <w:lang w:val="es_ES" w:bidi="es_ES"/>
-        </w:rPr>
+        <w:t>13</w:t>
+      </w:r>
+      <w:r>
+        <w:rPr>
+          <w:lang w:val="es_ES" w:bidi="es_ES"/>
+        </w:rPr>
+        <w:t xml:space="preserve"> Yo tenía muchas cosas que escribirte; empero no quiero escribirte por tinta y pluma:</w:t>
       </w:r>
     </w:p>
     <w:p>
@@ -507,253 +476,11 @@
           <w:lang w:val="es_ES" w:bidi="es_ES"/>
         </w:rPr>
       </w:r>
-    </w:p>
-    <w:p>
-      <w:pPr/>
-      <w:r>
-        <w:rPr>
-          <w:lang w:val="es_ES" w:bidi="es_ES"/>
-        </w:rPr>
-      </w:r>
       <w:r>
         <w:rPr>
           <w:vertAlign w:val="superscript"/>
           <w:lang w:val="es_ES" w:bidi="es_ES"/>
         </w:rPr>
-        <w:t>8</w:t>
-      </w:r>
-      <w:r>
-        <w:rPr>
-          <w:lang w:val="es_ES" w:bidi="es_ES"/>
-        </w:rPr>
-        <w:t xml:space="preserve"> Nosotros, pues, debemos recibir á los tales, para que seamos cooperadores á la verdad.</w:t>
-      </w:r>
-      <w:r>
-        <w:rPr>
-          <w:lang w:val="es_ES" w:bidi="es_ES"/>
-        </w:rPr>
-      </w:r>
-      <w:r>
-        <w:rPr>
-          <w:lang w:val="es_ES" w:bidi="es_ES"/>
-        </w:rPr>
-      </w:r>
-    </w:p>
-    <w:p>
-      <w:pPr/>
-      <w:r>
-        <w:rPr>
-          <w:lang w:val="es_ES" w:bidi="es_ES"/>
-        </w:rPr>
-      </w:r>
-    </w:p>
-    <w:p>
-      <w:pPr/>
-      <w:r>
-        <w:rPr>
-          <w:lang w:val="es_ES" w:bidi="es_ES"/>
-        </w:rPr>
-      </w:r>
-      <w:r>
-        <w:rPr>
-          <w:vertAlign w:val="superscript"/>
-          <w:lang w:val="es_ES" w:bidi="es_ES"/>
-        </w:rPr>
-        <w:t>9</w:t>
-      </w:r>
-      <w:r>
-        <w:rPr>
-          <w:lang w:val="es_ES" w:bidi="es_ES"/>
-        </w:rPr>
-        <w:t xml:space="preserve"> Yo he escrito á la iglesia: mas Diótrefes, que ama tener el primado entre ellos, no nos recibe.</w:t>
-      </w:r>
-      <w:r>
-        <w:rPr>
-          <w:lang w:val="es_ES" w:bidi="es_ES"/>
-        </w:rPr>
-      </w:r>
-      <w:r>
-        <w:rPr>
-          <w:lang w:val="es_ES" w:bidi="es_ES"/>
-        </w:rPr>
-      </w:r>
-    </w:p>
-    <w:p>
-      <w:pPr/>
-      <w:r>
-        <w:rPr>
-          <w:lang w:val="es_ES" w:bidi="es_ES"/>
-        </w:rPr>
-      </w:r>
-    </w:p>
-    <w:p>
-      <w:pPr/>
-      <w:r>
-        <w:rPr>
-          <w:lang w:val="es_ES" w:bidi="es_ES"/>
-        </w:rPr>
-      </w:r>
-      <w:r>
-        <w:rPr>
-          <w:vertAlign w:val="superscript"/>
-          <w:lang w:val="es_ES" w:bidi="es_ES"/>
-        </w:rPr>
-        <w:t>10</w:t>
-      </w:r>
-      <w:r>
-        <w:rPr>
-          <w:lang w:val="es_ES" w:bidi="es_ES"/>
-        </w:rPr>
-        <w:t xml:space="preserve"> Por esta causa, si yo viniere, recordaré las obras que hace parlando con palabras maliciosas contra nosotros; y no contento con estas cosas, no recibe á los hermanos, y prohibe á los que los quieren recibir, y los echa de la iglesia.</w:t>
-      </w:r>
-      <w:r>
-        <w:rPr>
-          <w:lang w:val="es_ES" w:bidi="es_ES"/>
-        </w:rPr>
-      </w:r>
-      <w:r>
-        <w:rPr>
-          <w:lang w:val="es_ES" w:bidi="es_ES"/>
-        </w:rPr>
-      </w:r>
-    </w:p>
-    <w:p>
-      <w:pPr/>
-      <w:r>
-        <w:rPr>
-          <w:lang w:val="es_ES" w:bidi="es_ES"/>
-        </w:rPr>
-      </w:r>
-    </w:p>
-    <w:p>
-      <w:pPr/>
-      <w:r>
-        <w:rPr>
-          <w:lang w:val="es_ES" w:bidi="es_ES"/>
-        </w:rPr>
-      </w:r>
-      <w:r>
-        <w:rPr>
-          <w:vertAlign w:val="superscript"/>
-          <w:lang w:val="es_ES" w:bidi="es_ES"/>
-        </w:rPr>
-        <w:t>11</w:t>
-      </w:r>
-      <w:r>
-        <w:rPr>
-          <w:lang w:val="es_ES" w:bidi="es_ES"/>
-        </w:rPr>
-        <w:t xml:space="preserve"> Amado, no sigas lo que es malo, sino lo que es bueno. El que hace bien es de Dios: mas el que hace mal, no ha visto á Dios.</w:t>
-      </w:r>
-      <w:r>
-        <w:rPr>
-          <w:lang w:val="es_ES" w:bidi="es_ES"/>
-        </w:rPr>
-      </w:r>
-      <w:r>
-        <w:rPr>
-          <w:lang w:val="es_ES" w:bidi="es_ES"/>
-        </w:rPr>
-      </w:r>
-    </w:p>
-    <w:p>
-      <w:pPr/>
-      <w:r>
-        <w:rPr>
-          <w:lang w:val="es_ES" w:bidi="es_ES"/>
-        </w:rPr>
-      </w:r>
-    </w:p>
-    <w:p>
-      <w:pPr/>
-      <w:r>
-        <w:rPr>
-          <w:lang w:val="es_ES" w:bidi="es_ES"/>
-        </w:rPr>
-      </w:r>
-      <w:r>
-        <w:rPr>
-          <w:vertAlign w:val="superscript"/>
-          <w:lang w:val="es_ES" w:bidi="es_ES"/>
-        </w:rPr>
-        <w:t>12</w:t>
-      </w:r>
-      <w:r>
-        <w:rPr>
-          <w:lang w:val="es_ES" w:bidi="es_ES"/>
-        </w:rPr>
-        <w:t xml:space="preserve"> Todos dan testimonio de Demetrio, y aun la misma verdad: y también nosotros damos testimonio; y vosotros habéis conocido que nuestro testimonio es verdadero.</w:t>
-      </w:r>
-      <w:r>
-        <w:rPr>
-          <w:lang w:val="es_ES" w:bidi="es_ES"/>
-        </w:rPr>
-      </w:r>
-      <w:r>
-        <w:rPr>
-          <w:lang w:val="es_ES" w:bidi="es_ES"/>
-        </w:rPr>
-      </w:r>
-    </w:p>
-    <w:p>
-      <w:pPr/>
-      <w:r>
-        <w:rPr>
-          <w:lang w:val="es_ES" w:bidi="es_ES"/>
-        </w:rPr>
-      </w:r>
-    </w:p>
-    <w:p>
-      <w:pPr/>
-      <w:r>
-        <w:rPr>
-          <w:lang w:val="es_ES" w:bidi="es_ES"/>
-        </w:rPr>
-      </w:r>
-      <w:r>
-        <w:rPr>
-          <w:vertAlign w:val="superscript"/>
-          <w:lang w:val="es_ES" w:bidi="es_ES"/>
-        </w:rPr>
-        <w:t>13</w:t>
-      </w:r>
-      <w:r>
-        <w:rPr>
-          <w:lang w:val="es_ES" w:bidi="es_ES"/>
-        </w:rPr>
-        <w:t xml:space="preserve"> Yo tenía muchas cosas que escribirte; empero no quiero escribirte por tinta y pluma:</w:t>
-      </w:r>
-      <w:r>
-        <w:rPr>
-          <w:lang w:val="es_ES" w:bidi="es_ES"/>
-        </w:rPr>
-      </w:r>
-      <w:r>
-        <w:rPr>
-          <w:lang w:val="es_ES" w:bidi="es_ES"/>
-        </w:rPr>
-      </w:r>
-    </w:p>
-    <w:p>
-      <w:pPr/>
-      <w:r>
-        <w:rPr>
-          <w:lang w:val="es_ES" w:bidi="es_ES"/>
-        </w:rPr>
-      </w:r>
-    </w:p>
-    <w:p>
-      <w:pPr/>
-      <w:r>
-        <w:rPr>
-          <w:lang w:val="es_ES" w:bidi="es_ES"/>
-        </w:rPr>
-      </w:r>
-      <w:r>
-        <w:rPr>
-          <w:vertAlign w:val="superscript"/>
-          <w:lang w:val="es_ES" w:bidi="es_ES"/>
-        </w:rPr>
         <w:t>14</w:t>
       </w:r>
       <w:r>
@@ -761,16 +488,6 @@
           <w:lang w:val="es_ES" w:bidi="es_ES"/>
         </w:rPr>
         <w:t xml:space="preserve"> Porque espero verte en breve, y hablaremos boca á boca. Paz sea contigo. Los amigos te saludan. Saluda tú á los amigos por nombre.</w:t>
-      </w:r>
-      <w:r>
-        <w:rPr>
-          <w:lang w:val="es_ES" w:bidi="es_ES"/>
-        </w:rPr>
-      </w:r>
-      <w:r>
-        <w:rPr>
-          <w:lang w:val="es_ES" w:bidi="es_ES"/>
-        </w:rPr>
       </w:r>
     </w:p>
     <w:sectPr>
